--- a/Lab2/src/main/java/oop2/document/Лаб2_IМ52_Яхновська.docx
+++ b/Lab2/src/main/java/oop2/document/Лаб2_IМ52_Яхновська.docx
@@ -5438,12 +5438,12 @@
             <wp:extent cx="3005138" cy="2291045"/>
             <wp:effectExtent b="0" l="0" r="0" t="0"/>
             <wp:wrapNone/>
-            <wp:docPr id="17" name="image2.png"/>
+            <wp:docPr id="18" name="image3.png"/>
             <a:graphic>
               <a:graphicData uri="http://schemas.openxmlformats.org/drawingml/2006/picture">
                 <pic:pic>
                   <pic:nvPicPr>
-                    <pic:cNvPr id="0" name="image2.png"/>
+                    <pic:cNvPr id="0" name="image3.png"/>
                     <pic:cNvPicPr preferRelativeResize="0"/>
                   </pic:nvPicPr>
                   <pic:blipFill>
@@ -5480,12 +5480,12 @@
             <wp:extent cx="2960759" cy="2295525"/>
             <wp:effectExtent b="0" l="0" r="0" t="0"/>
             <wp:wrapNone/>
-            <wp:docPr id="15" name="image1.png"/>
+            <wp:docPr id="16" name="image4.png"/>
             <a:graphic>
               <a:graphicData uri="http://schemas.openxmlformats.org/drawingml/2006/picture">
                 <pic:pic>
                   <pic:nvPicPr>
-                    <pic:cNvPr id="0" name="image1.png"/>
+                    <pic:cNvPr id="0" name="image4.png"/>
                     <pic:cNvPicPr preferRelativeResize="0"/>
                   </pic:nvPicPr>
                   <pic:blipFill>
@@ -5563,12 +5563,12 @@
             <wp:extent cx="3009900" cy="2320325"/>
             <wp:effectExtent b="0" l="0" r="0" t="0"/>
             <wp:wrapNone/>
-            <wp:docPr id="14" name="image4.png"/>
+            <wp:docPr id="14" name="image2.png"/>
             <a:graphic>
               <a:graphicData uri="http://schemas.openxmlformats.org/drawingml/2006/picture">
                 <pic:pic>
                   <pic:nvPicPr>
-                    <pic:cNvPr id="0" name="image4.png"/>
+                    <pic:cNvPr id="0" name="image2.png"/>
                     <pic:cNvPicPr preferRelativeResize="0"/>
                   </pic:nvPicPr>
                   <pic:blipFill>
@@ -5605,12 +5605,12 @@
             <wp:extent cx="2566650" cy="2295525"/>
             <wp:effectExtent b="0" l="0" r="0" t="0"/>
             <wp:wrapNone/>
-            <wp:docPr id="16" name="image3.png"/>
+            <wp:docPr id="17" name="image1.png"/>
             <a:graphic>
               <a:graphicData uri="http://schemas.openxmlformats.org/drawingml/2006/picture">
                 <pic:pic>
                   <pic:nvPicPr>
-                    <pic:cNvPr id="0" name="image3.png"/>
+                    <pic:cNvPr id="0" name="image1.png"/>
                     <pic:cNvPicPr preferRelativeResize="0"/>
                   </pic:nvPicPr>
                   <pic:blipFill>
@@ -5637,6 +5637,124 @@
     </w:p>
     <w:p>
       <w:pPr>
+        <w:spacing w:after="217" w:before="57" w:line="202" w:lineRule="auto"/>
+        <w:rPr>
+          <w:rFonts w:ascii="Times New Roman" w:cs="Times New Roman" w:eastAsia="Times New Roman" w:hAnsi="Times New Roman"/>
+          <w:b w:val="1"/>
+          <w:bCs w:val="1"/>
+          <w:sz w:val="32"/>
+          <w:szCs w:val="32"/>
+        </w:rPr>
+      </w:pPr>
+      <w:r>
+        <w:rPr>
+          <w:rFonts w:ascii="Times New Roman" w:cs="Times New Roman" w:eastAsia="Times New Roman" w:hAnsi="Times New Roman"/>
+          <w:b w:val="1"/>
+          <w:bCs w:val="1"/>
+          <w:sz w:val="32"/>
+          <w:szCs w:val="32"/>
+          <w:rtl w:val="0"/>
+        </w:rPr>
+        <w:t xml:space="preserve">Діаграма класів</w:t>
+      </w:r>
+    </w:p>
+    <w:p>
+      <w:pPr>
+        <w:spacing w:after="217" w:before="57" w:line="202" w:lineRule="auto"/>
+        <w:rPr>
+          <w:rFonts w:ascii="Times New Roman" w:cs="Times New Roman" w:eastAsia="Times New Roman" w:hAnsi="Times New Roman"/>
+          <w:b w:val="1"/>
+          <w:bCs w:val="1"/>
+          <w:sz w:val="32"/>
+          <w:szCs w:val="32"/>
+        </w:rPr>
+      </w:pPr>
+      <w:r>
+        <w:rPr>
+          <w:rtl w:val="0"/>
+        </w:rPr>
+      </w:r>
+      <w:r>
+        <w:drawing>
+          <wp:anchor allowOverlap="1" behindDoc="0" distB="114300" distT="114300" distL="114300" distR="114300" hidden="0" layoutInCell="1" locked="0" relativeHeight="0" simplePos="0">
+            <wp:simplePos x="0" y="0"/>
+            <wp:positionH relativeFrom="column">
+              <wp:posOffset>-333374</wp:posOffset>
+            </wp:positionH>
+            <wp:positionV relativeFrom="paragraph">
+              <wp:posOffset>147298</wp:posOffset>
+            </wp:positionV>
+            <wp:extent cx="6710363" cy="6495287"/>
+            <wp:effectExtent b="0" l="0" r="0" t="0"/>
+            <wp:wrapSquare wrapText="bothSides" distB="114300" distT="114300" distL="114300" distR="114300"/>
+            <wp:docPr id="15" name="image5.png"/>
+            <a:graphic>
+              <a:graphicData uri="http://schemas.openxmlformats.org/drawingml/2006/picture">
+                <pic:pic>
+                  <pic:nvPicPr>
+                    <pic:cNvPr id="0" name="image5.png"/>
+                    <pic:cNvPicPr preferRelativeResize="0"/>
+                  </pic:nvPicPr>
+                  <pic:blipFill>
+                    <a:blip r:embed="rId11"/>
+                    <a:srcRect b="0" l="0" r="0" t="0"/>
+                    <a:stretch>
+                      <a:fillRect/>
+                    </a:stretch>
+                  </pic:blipFill>
+                  <pic:spPr>
+                    <a:xfrm>
+                      <a:off x="0" y="0"/>
+                      <a:ext cx="6710363" cy="6495287"/>
+                    </a:xfrm>
+                    <a:prstGeom prst="rect"/>
+                    <a:ln/>
+                  </pic:spPr>
+                </pic:pic>
+              </a:graphicData>
+            </a:graphic>
+          </wp:anchor>
+        </w:drawing>
+      </w:r>
+    </w:p>
+    <w:p>
+      <w:pPr>
+        <w:spacing w:after="160" w:before="0" w:line="259" w:lineRule="auto"/>
+        <w:ind w:left="0" w:right="0" w:firstLine="0"/>
+        <w:jc w:val="left"/>
+        <w:rPr>
+          <w:rFonts w:ascii="Times New Roman" w:cs="Times New Roman" w:eastAsia="Times New Roman" w:hAnsi="Times New Roman"/>
+          <w:sz w:val="32"/>
+          <w:szCs w:val="32"/>
+          <w:u w:val="single"/>
+        </w:rPr>
+      </w:pPr>
+      <w:r>
+        <w:rPr>
+          <w:rtl w:val="0"/>
+        </w:rPr>
+      </w:r>
+    </w:p>
+    <w:p>
+      <w:pPr>
+        <w:spacing w:after="160" w:before="0" w:line="259" w:lineRule="auto"/>
+        <w:ind w:left="0" w:right="0" w:firstLine="0"/>
+        <w:jc w:val="left"/>
+        <w:rPr>
+          <w:rFonts w:ascii="Times New Roman" w:cs="Times New Roman" w:eastAsia="Times New Roman" w:hAnsi="Times New Roman"/>
+          <w:sz w:val="32"/>
+          <w:szCs w:val="32"/>
+          <w:u w:val="single"/>
+        </w:rPr>
+      </w:pPr>
+      <w:r>
+        <w:rPr>
+          <w:rtl w:val="0"/>
+        </w:rPr>
+      </w:r>
+    </w:p>
+    <w:p>
+      <w:pPr>
         <w:spacing w:after="160" w:before="0" w:line="259" w:lineRule="auto"/>
         <w:ind w:left="0" w:right="0" w:firstLine="0"/>
         <w:jc w:val="left"/>
@@ -5731,8 +5849,8 @@
       </w:r>
     </w:p>
     <w:sectPr>
-      <w:headerReference r:id="rId11" w:type="default"/>
-      <w:footerReference r:id="rId12" w:type="default"/>
+      <w:headerReference r:id="rId12" w:type="default"/>
+      <w:footerReference r:id="rId13" w:type="default"/>
       <w:pgSz w:h="15840" w:w="12240" w:orient="portrait"/>
       <w:pgMar w:bottom="1440" w:top="1440" w:left="1440" w:right="1440" w:header="0" w:footer="0"/>
       <w:pgNumType w:start="1"/>
